--- a/website/public/notes/bug-bounty-scope-and-reporting.docx
+++ b/website/public/notes/bug-bounty-scope-and-reporting.docx
@@ -1794,6 +1794,1154 @@
         <w:spacing w:after="0"/>
       </w:pPr>
     </w:p>
+    <w:p>
+      <w:pPr>
+        <w:pageBreakBefore/>
+        <w:spacing w:before="0" w:after="20" w:line="240" w:lineRule="auto"/>
+        <w:jc w:val="right"/>
+      </w:pPr>
+      <w:r>
+        <w:rPr>
+          <w:rFonts w:ascii="Comic Neue" w:hAnsi="Comic Neue" w:eastAsia="Comic Neue"/>
+          <w:b/>
+          <w:i/>
+          <w:color w:val="688097"/>
+          <w:sz w:val="15"/>
+        </w:rPr>
+        <w:t>OPENCYBERPATH FIELD NOTEBOOK - MATCHED EXTERNAL PRACTICE</w:t>
+      </w:r>
+    </w:p>
+    <w:p>
+      <w:pPr>
+        <w:keepNext/>
+        <w:spacing w:before="100" w:after="80" w:line="240" w:lineRule="auto"/>
+      </w:pPr>
+      <w:r>
+        <w:rPr>
+          <w:rFonts w:ascii="Comic Neue" w:hAnsi="Comic Neue" w:eastAsia="Comic Neue"/>
+          <w:b/>
+          <w:i/>
+          <w:color w:val="087F8C"/>
+          <w:sz w:val="34"/>
+        </w:rPr>
+        <w:t>A real lab for these notes</w:t>
+      </w:r>
+    </w:p>
+    <w:p>
+      <w:pPr>
+        <w:spacing w:before="0" w:after="80" w:line="240" w:lineRule="auto"/>
+      </w:pPr>
+      <w:r>
+        <w:rPr>
+          <w:rFonts w:ascii="Comic Neue" w:hAnsi="Comic Neue" w:eastAsia="Comic Neue"/>
+          <w:b w:val="0"/>
+          <w:i w:val="0"/>
+          <w:color w:val="24344D"/>
+          <w:sz w:val="20"/>
+        </w:rPr>
+        <w:t>Topic: Scope, authorization, safe testing, evidence, and clear reports. These pages connect the existing OpenCyberPath notes to specific provider-hosted exercises. The card label is intentionally generic; the exact task name and direct URL are listed here so you can open the right exercise instead of a whole catalogue.</w:t>
+      </w:r>
+    </w:p>
+    <w:p>
+      <w:pPr>
+        <w:keepNext/>
+        <w:spacing w:before="40" w:after="80" w:line="240" w:lineRule="auto"/>
+      </w:pPr>
+      <w:r>
+        <w:rPr>
+          <w:rFonts w:ascii="Comic Neue" w:hAnsi="Comic Neue" w:eastAsia="Comic Neue"/>
+          <w:b/>
+          <w:i/>
+          <w:color w:val="B34778"/>
+          <w:sz w:val="25"/>
+        </w:rPr>
+        <w:t>Concept checkpoints</w:t>
+      </w:r>
+    </w:p>
+    <w:p>
+      <w:pPr>
+        <w:pStyle w:val="ListBullet"/>
+        <w:spacing w:before="0" w:after="40" w:line="240" w:lineRule="auto"/>
+      </w:pPr>
+      <w:r>
+        <w:rPr>
+          <w:rFonts w:ascii="Comic Neue" w:hAnsi="Comic Neue" w:eastAsia="Comic Neue"/>
+          <w:b w:val="0"/>
+          <w:i w:val="0"/>
+          <w:color w:val="283A50"/>
+          <w:sz w:val="19"/>
+        </w:rPr>
+        <w:t>Program scope names the allowed assets, test types, exclusions, and rate limits.</w:t>
+      </w:r>
+    </w:p>
+    <w:p>
+      <w:pPr>
+        <w:pStyle w:val="ListBullet"/>
+        <w:spacing w:before="0" w:after="40" w:line="240" w:lineRule="auto"/>
+      </w:pPr>
+      <w:r>
+        <w:rPr>
+          <w:rFonts w:ascii="Comic Neue" w:hAnsi="Comic Neue" w:eastAsia="Comic Neue"/>
+          <w:b w:val="0"/>
+          <w:i w:val="0"/>
+          <w:color w:val="283A50"/>
+          <w:sz w:val="19"/>
+        </w:rPr>
+        <w:t>Do not infer permission from a hostname, public IP, or successful response.</w:t>
+      </w:r>
+    </w:p>
+    <w:p>
+      <w:pPr>
+        <w:pStyle w:val="ListBullet"/>
+        <w:spacing w:before="0" w:after="40" w:line="240" w:lineRule="auto"/>
+      </w:pPr>
+      <w:r>
+        <w:rPr>
+          <w:rFonts w:ascii="Comic Neue" w:hAnsi="Comic Neue" w:eastAsia="Comic Neue"/>
+          <w:b w:val="0"/>
+          <w:i w:val="0"/>
+          <w:color w:val="283A50"/>
+          <w:sz w:val="19"/>
+        </w:rPr>
+        <w:t>Collect minimal evidence needed to reproduce a finding; avoid personal data and destructive actions.</w:t>
+      </w:r>
+    </w:p>
+    <w:p>
+      <w:pPr>
+        <w:pStyle w:val="ListBullet"/>
+        <w:spacing w:before="0" w:after="40" w:line="240" w:lineRule="auto"/>
+      </w:pPr>
+      <w:r>
+        <w:rPr>
+          <w:rFonts w:ascii="Comic Neue" w:hAnsi="Comic Neue" w:eastAsia="Comic Neue"/>
+          <w:b w:val="0"/>
+          <w:i w:val="0"/>
+          <w:color w:val="283A50"/>
+          <w:sz w:val="19"/>
+        </w:rPr>
+        <w:t>Separate reproduction, impact, and mitigation. Never claim access beyond what you actually observed.</w:t>
+      </w:r>
+    </w:p>
+    <w:p>
+      <w:pPr>
+        <w:keepNext/>
+        <w:spacing w:before="0" w:after="0" w:line="240" w:lineRule="auto"/>
+      </w:pPr>
+      <w:r>
+        <w:rPr>
+          <w:rFonts w:ascii="Comic Neue" w:hAnsi="Comic Neue" w:eastAsia="Comic Neue"/>
+          <w:b/>
+          <w:i w:val="0"/>
+          <w:color w:val="213A58"/>
+          <w:sz w:val="20"/>
+        </w:rPr>
+        <w:t xml:space="preserve">Lab: Unprotected admin functionality  </w:t>
+      </w:r>
+      <w:r>
+        <w:rPr>
+          <w:rFonts w:ascii="Comic Neue" w:hAnsi="Comic Neue" w:eastAsia="Comic Neue"/>
+          <w:b w:val="0"/>
+          <w:i/>
+          <w:color w:val="007B89"/>
+          <w:sz w:val="17"/>
+        </w:rPr>
+        <w:t>[PortSwigger Web Security Academy]</w:t>
+      </w:r>
+    </w:p>
+    <w:p>
+      <w:pPr>
+        <w:spacing w:before="0" w:after="20" w:line="240" w:lineRule="auto"/>
+      </w:pPr>
+      <w:hyperlink r:id="rId16">
+        <w:r>
+          <w:rPr>
+            <w:color w:val="1465A8"/>
+            <w:u w:val="single"/>
+            <w:rFonts w:ascii="DejaVu Sans Mono" w:hAnsi="DejaVu Sans Mono" w:eastAsia="DejaVu Sans Mono"/>
+            <w:sz w:val="15"/>
+          </w:rPr>
+          <w:t>https://portswigger.net/web-security/access-control/lab-unprotected-admin-functionality</w:t>
+        </w:r>
+      </w:hyperlink>
+    </w:p>
+    <w:p>
+      <w:pPr>
+        <w:spacing w:before="0" w:after="60" w:line="240" w:lineRule="auto"/>
+      </w:pPr>
+      <w:r>
+        <w:rPr>
+          <w:rFonts w:ascii="Comic Neue" w:hAnsi="Comic Neue" w:eastAsia="Comic Neue"/>
+          <w:b w:val="0"/>
+          <w:i/>
+          <w:color w:val="5E6D7E"/>
+          <w:sz w:val="17"/>
+        </w:rPr>
+        <w:t>Access note: Use the page’s own Access the lab button to create an isolated practice instance. Never test a real website based on this example.</w:t>
+      </w:r>
+    </w:p>
+    <w:p>
+      <w:pPr>
+        <w:keepNext/>
+        <w:spacing w:before="0" w:after="0" w:line="240" w:lineRule="auto"/>
+      </w:pPr>
+      <w:r>
+        <w:rPr>
+          <w:rFonts w:ascii="Comic Neue" w:hAnsi="Comic Neue" w:eastAsia="Comic Neue"/>
+          <w:b/>
+          <w:i w:val="0"/>
+          <w:color w:val="213A58"/>
+          <w:sz w:val="20"/>
+        </w:rPr>
+        <w:t xml:space="preserve">Lab: SQL injection - retrieve hidden data  </w:t>
+      </w:r>
+      <w:r>
+        <w:rPr>
+          <w:rFonts w:ascii="Comic Neue" w:hAnsi="Comic Neue" w:eastAsia="Comic Neue"/>
+          <w:b w:val="0"/>
+          <w:i/>
+          <w:color w:val="007B89"/>
+          <w:sz w:val="17"/>
+        </w:rPr>
+        <w:t>[PortSwigger Web Security Academy]</w:t>
+      </w:r>
+    </w:p>
+    <w:p>
+      <w:pPr>
+        <w:spacing w:before="0" w:after="20" w:line="240" w:lineRule="auto"/>
+      </w:pPr>
+      <w:hyperlink r:id="rId17">
+        <w:r>
+          <w:rPr>
+            <w:color w:val="1465A8"/>
+            <w:u w:val="single"/>
+            <w:rFonts w:ascii="DejaVu Sans Mono" w:hAnsi="DejaVu Sans Mono" w:eastAsia="DejaVu Sans Mono"/>
+            <w:sz w:val="15"/>
+          </w:rPr>
+          <w:t>https://portswigger.net/web-security/sql-injection/lab-retrieve-hidden-data</w:t>
+        </w:r>
+      </w:hyperlink>
+    </w:p>
+    <w:p>
+      <w:pPr>
+        <w:spacing w:before="0" w:after="60" w:line="240" w:lineRule="auto"/>
+      </w:pPr>
+      <w:r>
+        <w:rPr>
+          <w:rFonts w:ascii="Comic Neue" w:hAnsi="Comic Neue" w:eastAsia="Comic Neue"/>
+          <w:b w:val="0"/>
+          <w:i/>
+          <w:color w:val="5E6D7E"/>
+          <w:sz w:val="17"/>
+        </w:rPr>
+        <w:t>Access note: A deliberately vulnerable training instance is launched from the page. The exercise is scoped to the generated lab host.</w:t>
+      </w:r>
+    </w:p>
+    <w:tbl>
+      <w:tblPr>
+        <w:tblW w:type="auto" w:w="0"/>
+        <w:jc w:val="center"/>
+        <w:tblLayout w:type="autofit"/>
+        <w:tblLook w:firstColumn="1" w:firstRow="1" w:lastColumn="0" w:lastRow="0" w:noHBand="0" w:noVBand="1" w:val="04A0"/>
+      </w:tblPr>
+      <w:tblGrid>
+        <w:gridCol w:w="10108"/>
+      </w:tblGrid>
+      <w:tr>
+        <w:tc>
+          <w:tcPr>
+            <w:tcW w:type="dxa" w:w="10108"/>
+            <w:shd w:fill="DDF4F2"/>
+            <w:tcMar>
+              <w:top w:w="90" w:type="dxa"/>
+              <w:start w:w="150" w:type="dxa"/>
+              <w:bottom w:w="90" w:type="dxa"/>
+              <w:end w:w="150" w:type="dxa"/>
+            </w:tcMar>
+          </w:tcPr>
+          <w:p>
+            <w:pPr>
+              <w:spacing w:before="0" w:after="0" w:line="240" w:lineRule="auto"/>
+            </w:pPr>
+            <w:r>
+              <w:rPr>
+                <w:rFonts w:ascii="Comic Neue" w:hAnsi="Comic Neue" w:eastAsia="Comic Neue"/>
+                <w:b/>
+                <w:i/>
+                <w:color w:val="087F8C"/>
+                <w:sz w:val="18"/>
+              </w:rPr>
+              <w:t xml:space="preserve">ACCESS CHECK  </w:t>
+            </w:r>
+            <w:r>
+              <w:rPr>
+                <w:rFonts w:ascii="Comic Neue" w:hAnsi="Comic Neue" w:eastAsia="Comic Neue"/>
+                <w:b w:val="0"/>
+                <w:i w:val="0"/>
+                <w:color w:val="2F3E50"/>
+                <w:sz w:val="18"/>
+              </w:rPr>
+              <w:t>Open the exact task page and verify the current login, account tier, VM launch button, free/paid terms, and any cost notes before starting. A provider may change availability or retire a challenge.</w:t>
+            </w:r>
+          </w:p>
+        </w:tc>
+      </w:tr>
+    </w:tbl>
+    <w:p>
+      <w:pPr>
+        <w:spacing w:after="0"/>
+      </w:pPr>
+    </w:p>
+    <w:p>
+      <w:pPr>
+        <w:keepNext/>
+        <w:spacing w:before="40" w:after="80" w:line="240" w:lineRule="auto"/>
+      </w:pPr>
+      <w:r>
+        <w:rPr>
+          <w:rFonts w:ascii="Comic Neue" w:hAnsi="Comic Neue" w:eastAsia="Comic Neue"/>
+          <w:b/>
+          <w:i/>
+          <w:color w:val="B34778"/>
+          <w:sz w:val="25"/>
+        </w:rPr>
+        <w:t>Before you click Start</w:t>
+      </w:r>
+    </w:p>
+    <w:p>
+      <w:pPr>
+        <w:pStyle w:val="ListBullet"/>
+        <w:spacing w:before="0" w:after="40" w:line="240" w:lineRule="auto"/>
+      </w:pPr>
+      <w:r>
+        <w:rPr>
+          <w:rFonts w:ascii="Comic Neue" w:hAnsi="Comic Neue" w:eastAsia="Comic Neue"/>
+          <w:b w:val="0"/>
+          <w:i w:val="0"/>
+          <w:color w:val="283A50"/>
+          <w:sz w:val="19"/>
+        </w:rPr>
+        <w:t>Write down the provider’s target/scope and use only the instance it creates for you.</w:t>
+      </w:r>
+    </w:p>
+    <w:p>
+      <w:pPr>
+        <w:pStyle w:val="ListBullet"/>
+        <w:spacing w:before="0" w:after="40" w:line="240" w:lineRule="auto"/>
+      </w:pPr>
+      <w:r>
+        <w:rPr>
+          <w:rFonts w:ascii="Comic Neue" w:hAnsi="Comic Neue" w:eastAsia="Comic Neue"/>
+          <w:b w:val="0"/>
+          <w:i w:val="0"/>
+          <w:color w:val="283A50"/>
+          <w:sz w:val="19"/>
+        </w:rPr>
+        <w:t>Keep this notebook beside the exercise. Use its original course data before trying commands on a local machine.</w:t>
+      </w:r>
+    </w:p>
+    <w:p>
+      <w:pPr>
+        <w:pStyle w:val="ListBullet"/>
+        <w:spacing w:before="0" w:after="40" w:line="240" w:lineRule="auto"/>
+      </w:pPr>
+      <w:r>
+        <w:rPr>
+          <w:rFonts w:ascii="Comic Neue" w:hAnsi="Comic Neue" w:eastAsia="Comic Neue"/>
+          <w:b w:val="0"/>
+          <w:i w:val="0"/>
+          <w:color w:val="283A50"/>
+          <w:sz w:val="19"/>
+        </w:rPr>
+        <w:t>Capture timestamps, filenames, row/packet IDs, and a short explanation; redact credentials, tokens, and personal data.</w:t>
+      </w:r>
+    </w:p>
+    <w:p>
+      <w:pPr>
+        <w:pStyle w:val="ListBullet"/>
+        <w:spacing w:before="0" w:after="40" w:line="240" w:lineRule="auto"/>
+      </w:pPr>
+      <w:r>
+        <w:rPr>
+          <w:rFonts w:ascii="Comic Neue" w:hAnsi="Comic Neue" w:eastAsia="Comic Neue"/>
+          <w:b w:val="0"/>
+          <w:i w:val="0"/>
+          <w:color w:val="283A50"/>
+          <w:sz w:val="19"/>
+        </w:rPr>
+        <w:t>If a page says retired, premium, or downloadable-only, use the alternative listed in the access note or return to the matching interactive lab above.</w:t>
+      </w:r>
+    </w:p>
+    <w:p>
+      <w:pPr>
+        <w:pageBreakBefore/>
+        <w:spacing w:before="0" w:after="20" w:line="240" w:lineRule="auto"/>
+        <w:jc w:val="right"/>
+      </w:pPr>
+      <w:r>
+        <w:rPr>
+          <w:rFonts w:ascii="Comic Neue" w:hAnsi="Comic Neue" w:eastAsia="Comic Neue"/>
+          <w:b/>
+          <w:i/>
+          <w:color w:val="688097"/>
+          <w:sz w:val="15"/>
+        </w:rPr>
+        <w:t>COMMAND NOTEBOOK - COPY ONE LINE AT A TIME</w:t>
+      </w:r>
+    </w:p>
+    <w:p>
+      <w:pPr>
+        <w:keepNext/>
+        <w:spacing w:before="100" w:after="80" w:line="240" w:lineRule="auto"/>
+      </w:pPr>
+      <w:r>
+        <w:rPr>
+          <w:rFonts w:ascii="Comic Neue" w:hAnsi="Comic Neue" w:eastAsia="Comic Neue"/>
+          <w:b/>
+          <w:i/>
+          <w:color w:val="087F8C"/>
+          <w:sz w:val="34"/>
+        </w:rPr>
+        <w:t>Commands you can explain</w:t>
+      </w:r>
+    </w:p>
+    <w:p>
+      <w:pPr>
+        <w:spacing w:before="0" w:after="80" w:line="240" w:lineRule="auto"/>
+      </w:pPr>
+      <w:r>
+        <w:rPr>
+          <w:rFonts w:ascii="Comic Neue" w:hAnsi="Comic Neue" w:eastAsia="Comic Neue"/>
+          <w:b/>
+          <w:i w:val="0"/>
+          <w:color w:val="8B4E24"/>
+          <w:sz w:val="19"/>
+        </w:rPr>
+        <w:t>The host name shown is a placeholder. Replace it only with the generated host for the lab you intentionally launched. Never run these requests against a third-party website.</w:t>
+      </w:r>
+    </w:p>
+    <w:p>
+      <w:pPr>
+        <w:spacing w:before="0" w:after="100" w:line="240" w:lineRule="auto"/>
+      </w:pPr>
+      <w:r>
+        <w:rPr>
+          <w:rFonts w:ascii="Comic Neue" w:hAnsi="Comic Neue" w:eastAsia="Comic Neue"/>
+          <w:b w:val="0"/>
+          <w:i/>
+          <w:color w:val="5A6C7E"/>
+          <w:sz w:val="18"/>
+        </w:rPr>
+        <w:t>First download the matching sample file(s) from the existing card when a command names one. Keep the data in a practice folder and never execute strings stored in evidence.</w:t>
+      </w:r>
+    </w:p>
+    <w:p>
+      <w:pPr>
+        <w:keepNext/>
+        <w:spacing w:before="60" w:after="0" w:line="240" w:lineRule="auto"/>
+      </w:pPr>
+      <w:r>
+        <w:rPr>
+          <w:rFonts w:ascii="Comic Neue" w:hAnsi="Comic Neue" w:eastAsia="Comic Neue"/>
+          <w:b/>
+          <w:i w:val="0"/>
+          <w:color w:val="007B89"/>
+          <w:sz w:val="16"/>
+        </w:rPr>
+        <w:t xml:space="preserve">HTTP / INSPECT YOUR GENERATED LAB ONLY  </w:t>
+      </w:r>
+    </w:p>
+    <w:tbl>
+      <w:tblPr>
+        <w:tblW w:type="auto" w:w="0"/>
+        <w:jc w:val="center"/>
+        <w:tblLook w:firstColumn="1" w:firstRow="1" w:lastColumn="0" w:lastRow="0" w:noHBand="0" w:noVBand="1" w:val="04A0"/>
+      </w:tblPr>
+      <w:tblGrid>
+        <w:gridCol w:w="10108"/>
+      </w:tblGrid>
+      <w:tr>
+        <w:tc>
+          <w:tcPr>
+            <w:tcW w:type="dxa" w:w="10108"/>
+            <w:shd w:fill="EEF5FA"/>
+            <w:tcMar>
+              <w:top w:w="55" w:type="dxa"/>
+              <w:start w:w="110" w:type="dxa"/>
+              <w:bottom w:w="55" w:type="dxa"/>
+              <w:end w:w="110" w:type="dxa"/>
+            </w:tcMar>
+          </w:tcPr>
+          <w:p>
+            <w:pPr>
+              <w:spacing w:before="0" w:after="0" w:line="240" w:lineRule="auto"/>
+            </w:pPr>
+            <w:r>
+              <w:rPr>
+                <w:rFonts w:ascii="DejaVu Sans Mono" w:hAnsi="DejaVu Sans Mono" w:eastAsia="DejaVu Sans Mono"/>
+                <w:b w:val="0"/>
+                <w:i w:val="0"/>
+                <w:color w:val="172E45"/>
+                <w:sz w:val="16"/>
+              </w:rPr>
+              <w:t>curl -i "https://YOUR-LAB-ID.web-security-academy.net/robots.txt"</w:t>
+            </w:r>
+          </w:p>
+        </w:tc>
+      </w:tr>
+    </w:tbl>
+    <w:p>
+      <w:pPr>
+        <w:spacing w:before="0" w:after="60" w:line="240" w:lineRule="auto"/>
+      </w:pPr>
+      <w:r>
+        <w:rPr>
+          <w:rFonts w:ascii="Comic Neue" w:hAnsi="Comic Neue" w:eastAsia="Comic Neue"/>
+          <w:b w:val="0"/>
+          <w:i/>
+          <w:color w:val="5D6E80"/>
+          <w:sz w:val="17"/>
+        </w:rPr>
+        <w:t>Replace YOUR-LAB-ID with the exact host generated by the assigned Academy instance; this is not a command for any other host.</w:t>
+      </w:r>
+    </w:p>
+    <w:p>
+      <w:pPr>
+        <w:keepNext/>
+        <w:spacing w:before="60" w:after="0" w:line="240" w:lineRule="auto"/>
+      </w:pPr>
+      <w:r>
+        <w:rPr>
+          <w:rFonts w:ascii="Comic Neue" w:hAnsi="Comic Neue" w:eastAsia="Comic Neue"/>
+          <w:b/>
+          <w:i w:val="0"/>
+          <w:color w:val="007B89"/>
+          <w:sz w:val="16"/>
+        </w:rPr>
+        <w:t xml:space="preserve">HTTP / INSPECT RESPONSE HEADERS  </w:t>
+      </w:r>
+    </w:p>
+    <w:tbl>
+      <w:tblPr>
+        <w:tblW w:type="auto" w:w="0"/>
+        <w:jc w:val="center"/>
+        <w:tblLook w:firstColumn="1" w:firstRow="1" w:lastColumn="0" w:lastRow="0" w:noHBand="0" w:noVBand="1" w:val="04A0"/>
+      </w:tblPr>
+      <w:tblGrid>
+        <w:gridCol w:w="10108"/>
+      </w:tblGrid>
+      <w:tr>
+        <w:tc>
+          <w:tcPr>
+            <w:tcW w:type="dxa" w:w="10108"/>
+            <w:shd w:fill="EEF5FA"/>
+            <w:tcMar>
+              <w:top w:w="55" w:type="dxa"/>
+              <w:start w:w="110" w:type="dxa"/>
+              <w:bottom w:w="55" w:type="dxa"/>
+              <w:end w:w="110" w:type="dxa"/>
+            </w:tcMar>
+          </w:tcPr>
+          <w:p>
+            <w:pPr>
+              <w:spacing w:before="0" w:after="0" w:line="240" w:lineRule="auto"/>
+            </w:pPr>
+            <w:r>
+              <w:rPr>
+                <w:rFonts w:ascii="DejaVu Sans Mono" w:hAnsi="DejaVu Sans Mono" w:eastAsia="DejaVu Sans Mono"/>
+                <w:b w:val="0"/>
+                <w:i w:val="0"/>
+                <w:color w:val="172E45"/>
+                <w:sz w:val="16"/>
+              </w:rPr>
+              <w:t>curl -sS -D - "https://YOUR-LAB-ID.web-security-academy.net/" -o /dev/null</w:t>
+            </w:r>
+          </w:p>
+        </w:tc>
+      </w:tr>
+    </w:tbl>
+    <w:p>
+      <w:pPr>
+        <w:spacing w:before="0" w:after="60" w:line="240" w:lineRule="auto"/>
+      </w:pPr>
+      <w:r>
+        <w:rPr>
+          <w:rFonts w:ascii="Comic Neue" w:hAnsi="Comic Neue" w:eastAsia="Comic Neue"/>
+          <w:b w:val="0"/>
+          <w:i/>
+          <w:color w:val="5D6E80"/>
+          <w:sz w:val="17"/>
+        </w:rPr>
+        <w:t>Use the generated training host. Headers help describe status and controls; they do not prove a vulnerability alone.</w:t>
+      </w:r>
+    </w:p>
+    <w:p>
+      <w:pPr>
+        <w:keepNext/>
+        <w:spacing w:before="60" w:after="0" w:line="240" w:lineRule="auto"/>
+      </w:pPr>
+      <w:r>
+        <w:rPr>
+          <w:rFonts w:ascii="Comic Neue" w:hAnsi="Comic Neue" w:eastAsia="Comic Neue"/>
+          <w:b/>
+          <w:i w:val="0"/>
+          <w:color w:val="007B89"/>
+          <w:sz w:val="16"/>
+        </w:rPr>
+        <w:t xml:space="preserve">POWERSHELL EQUIVALENT  </w:t>
+      </w:r>
+    </w:p>
+    <w:tbl>
+      <w:tblPr>
+        <w:tblW w:type="auto" w:w="0"/>
+        <w:jc w:val="center"/>
+        <w:tblLook w:firstColumn="1" w:firstRow="1" w:lastColumn="0" w:lastRow="0" w:noHBand="0" w:noVBand="1" w:val="04A0"/>
+      </w:tblPr>
+      <w:tblGrid>
+        <w:gridCol w:w="10108"/>
+      </w:tblGrid>
+      <w:tr>
+        <w:tc>
+          <w:tcPr>
+            <w:tcW w:type="dxa" w:w="10108"/>
+            <w:shd w:fill="EEF5FA"/>
+            <w:tcMar>
+              <w:top w:w="55" w:type="dxa"/>
+              <w:start w:w="110" w:type="dxa"/>
+              <w:bottom w:w="55" w:type="dxa"/>
+              <w:end w:w="110" w:type="dxa"/>
+            </w:tcMar>
+          </w:tcPr>
+          <w:p>
+            <w:pPr>
+              <w:spacing w:before="0" w:after="0" w:line="240" w:lineRule="auto"/>
+            </w:pPr>
+            <w:r>
+              <w:rPr>
+                <w:rFonts w:ascii="DejaVu Sans Mono" w:hAnsi="DejaVu Sans Mono" w:eastAsia="DejaVu Sans Mono"/>
+                <w:b w:val="0"/>
+                <w:i w:val="0"/>
+                <w:color w:val="172E45"/>
+                <w:sz w:val="16"/>
+              </w:rPr>
+              <w:t>curl.exe -i "https://YOUR-LAB-ID.web-security-academy.net/robots.txt"</w:t>
+            </w:r>
+          </w:p>
+        </w:tc>
+      </w:tr>
+    </w:tbl>
+    <w:p>
+      <w:pPr>
+        <w:spacing w:before="0" w:after="60" w:line="240" w:lineRule="auto"/>
+      </w:pPr>
+      <w:r>
+        <w:rPr>
+          <w:rFonts w:ascii="Comic Neue" w:hAnsi="Comic Neue" w:eastAsia="Comic Neue"/>
+          <w:b w:val="0"/>
+          <w:i/>
+          <w:color w:val="5D6E80"/>
+          <w:sz w:val="17"/>
+        </w:rPr>
+        <w:t>Use curl.exe to avoid PowerShell’s historical curl alias differences; substitute only the lab ID shown by the provider.</w:t>
+      </w:r>
+    </w:p>
+    <w:p>
+      <w:pPr>
+        <w:keepNext/>
+        <w:spacing w:before="60" w:after="0" w:line="240" w:lineRule="auto"/>
+      </w:pPr>
+      <w:r>
+        <w:rPr>
+          <w:rFonts w:ascii="Comic Neue" w:hAnsi="Comic Neue" w:eastAsia="Comic Neue"/>
+          <w:b/>
+          <w:i w:val="0"/>
+          <w:color w:val="007B89"/>
+          <w:sz w:val="16"/>
+        </w:rPr>
+        <w:t xml:space="preserve">SCOPE RECORD / COMMAND LINE  </w:t>
+      </w:r>
+    </w:p>
+    <w:tbl>
+      <w:tblPr>
+        <w:tblW w:type="auto" w:w="0"/>
+        <w:jc w:val="center"/>
+        <w:tblLook w:firstColumn="1" w:firstRow="1" w:lastColumn="0" w:lastRow="0" w:noHBand="0" w:noVBand="1" w:val="04A0"/>
+      </w:tblPr>
+      <w:tblGrid>
+        <w:gridCol w:w="10108"/>
+      </w:tblGrid>
+      <w:tr>
+        <w:tc>
+          <w:tcPr>
+            <w:tcW w:type="dxa" w:w="10108"/>
+            <w:shd w:fill="EEF5FA"/>
+            <w:tcMar>
+              <w:top w:w="55" w:type="dxa"/>
+              <w:start w:w="110" w:type="dxa"/>
+              <w:bottom w:w="55" w:type="dxa"/>
+              <w:end w:w="110" w:type="dxa"/>
+            </w:tcMar>
+          </w:tcPr>
+          <w:p>
+            <w:pPr>
+              <w:spacing w:before="0" w:after="0" w:line="240" w:lineRule="auto"/>
+            </w:pPr>
+            <w:r>
+              <w:rPr>
+                <w:rFonts w:ascii="DejaVu Sans Mono" w:hAnsi="DejaVu Sans Mono" w:eastAsia="DejaVu Sans Mono"/>
+                <w:b w:val="0"/>
+                <w:i w:val="0"/>
+                <w:color w:val="172E45"/>
+                <w:sz w:val="16"/>
+              </w:rPr>
+              <w:t>git status --short</w:t>
+            </w:r>
+          </w:p>
+        </w:tc>
+      </w:tr>
+    </w:tbl>
+    <w:p>
+      <w:pPr>
+        <w:spacing w:before="0" w:after="60" w:line="240" w:lineRule="auto"/>
+      </w:pPr>
+      <w:r>
+        <w:rPr>
+          <w:rFonts w:ascii="Comic Neue" w:hAnsi="Comic Neue" w:eastAsia="Comic Neue"/>
+          <w:b w:val="0"/>
+          <w:i/>
+          <w:color w:val="5D6E80"/>
+          <w:sz w:val="17"/>
+        </w:rPr>
+        <w:t>If keeping a local report or notebook in a Git repository, record only your own documentation changes; do not commit credentials or captured sensitive data.</w:t>
+      </w:r>
+    </w:p>
+    <w:tbl>
+      <w:tblPr>
+        <w:tblW w:type="auto" w:w="0"/>
+        <w:jc w:val="center"/>
+        <w:tblLayout w:type="autofit"/>
+        <w:tblLook w:firstColumn="1" w:firstRow="1" w:lastColumn="0" w:lastRow="0" w:noHBand="0" w:noVBand="1" w:val="04A0"/>
+      </w:tblPr>
+      <w:tblGrid>
+        <w:gridCol w:w="10108"/>
+      </w:tblGrid>
+      <w:tr>
+        <w:tc>
+          <w:tcPr>
+            <w:tcW w:type="dxa" w:w="10108"/>
+            <w:shd w:fill="E4F0FF"/>
+            <w:tcMar>
+              <w:top w:w="90" w:type="dxa"/>
+              <w:start w:w="150" w:type="dxa"/>
+              <w:bottom w:w="90" w:type="dxa"/>
+              <w:end w:w="150" w:type="dxa"/>
+            </w:tcMar>
+          </w:tcPr>
+          <w:p>
+            <w:pPr>
+              <w:spacing w:before="0" w:after="0" w:line="240" w:lineRule="auto"/>
+            </w:pPr>
+            <w:r>
+              <w:rPr>
+                <w:rFonts w:ascii="Comic Neue" w:hAnsi="Comic Neue" w:eastAsia="Comic Neue"/>
+                <w:b/>
+                <w:i/>
+                <w:color w:val="275D9B"/>
+                <w:sz w:val="18"/>
+              </w:rPr>
+              <w:t xml:space="preserve">COMMAND HABIT  </w:t>
+            </w:r>
+            <w:r>
+              <w:rPr>
+                <w:rFonts w:ascii="Comic Neue" w:hAnsi="Comic Neue" w:eastAsia="Comic Neue"/>
+                <w:b w:val="0"/>
+                <w:i w:val="0"/>
+                <w:color w:val="2F3E50"/>
+                <w:sz w:val="18"/>
+              </w:rPr>
+              <w:t>Check the current working directory, shell, target, and expected effect before pressing Enter. Save the exact command and the output that mattered.</w:t>
+            </w:r>
+          </w:p>
+        </w:tc>
+      </w:tr>
+    </w:tbl>
+    <w:p>
+      <w:pPr>
+        <w:spacing w:after="0"/>
+      </w:pPr>
+    </w:p>
+    <w:p>
+      <w:pPr>
+        <w:pageBreakBefore/>
+        <w:spacing w:before="0" w:after="20" w:line="240" w:lineRule="auto"/>
+        <w:jc w:val="right"/>
+      </w:pPr>
+      <w:r>
+        <w:rPr>
+          <w:rFonts w:ascii="Comic Neue" w:hAnsi="Comic Neue" w:eastAsia="Comic Neue"/>
+          <w:b/>
+          <w:i/>
+          <w:color w:val="688097"/>
+          <w:sz w:val="15"/>
+        </w:rPr>
+        <w:t>RUN THE EXERCISE - RECORD WHAT THE EVIDENCE REALLY SHOWS</w:t>
+      </w:r>
+    </w:p>
+    <w:p>
+      <w:pPr>
+        <w:keepNext/>
+        <w:spacing w:before="100" w:after="80" w:line="240" w:lineRule="auto"/>
+      </w:pPr>
+      <w:r>
+        <w:rPr>
+          <w:rFonts w:ascii="Comic Neue" w:hAnsi="Comic Neue" w:eastAsia="Comic Neue"/>
+          <w:b/>
+          <w:i/>
+          <w:color w:val="087F8C"/>
+          <w:sz w:val="34"/>
+        </w:rPr>
+        <w:t>Guided lab run</w:t>
+      </w:r>
+    </w:p>
+    <w:p>
+      <w:pPr>
+        <w:pStyle w:val="ListBullet"/>
+        <w:spacing w:before="0" w:after="40" w:line="240" w:lineRule="auto"/>
+      </w:pPr>
+      <w:r>
+        <w:rPr>
+          <w:rFonts w:ascii="Comic Neue" w:hAnsi="Comic Neue" w:eastAsia="Comic Neue"/>
+          <w:b w:val="0"/>
+          <w:i w:val="0"/>
+          <w:color w:val="283A50"/>
+          <w:sz w:val="19"/>
+        </w:rPr>
+        <w:t>1. Before opening tools, write the program name, exact allowed asset, allowed techniques, out-of-scope actions, and stop conditions.</w:t>
+      </w:r>
+    </w:p>
+    <w:p>
+      <w:pPr>
+        <w:pStyle w:val="ListBullet"/>
+        <w:spacing w:before="0" w:after="40" w:line="240" w:lineRule="auto"/>
+      </w:pPr>
+      <w:r>
+        <w:rPr>
+          <w:rFonts w:ascii="Comic Neue" w:hAnsi="Comic Neue" w:eastAsia="Comic Neue"/>
+          <w:b w:val="0"/>
+          <w:i w:val="0"/>
+          <w:color w:val="283A50"/>
+          <w:sz w:val="19"/>
+        </w:rPr>
+        <w:t>2. Launch the exact Academy lab from the provider page; copy the generated lab hostname and verify it belongs to your current instance.</w:t>
+      </w:r>
+    </w:p>
+    <w:p>
+      <w:pPr>
+        <w:pStyle w:val="ListBullet"/>
+        <w:spacing w:before="0" w:after="40" w:line="240" w:lineRule="auto"/>
+      </w:pPr>
+      <w:r>
+        <w:rPr>
+          <w:rFonts w:ascii="Comic Neue" w:hAnsi="Comic Neue" w:eastAsia="Comic Neue"/>
+          <w:b w:val="0"/>
+          <w:i w:val="0"/>
+          <w:color w:val="283A50"/>
+          <w:sz w:val="19"/>
+        </w:rPr>
+        <w:t>3. Use the lab’s instructions and minimal requests to observe the specified weakness.</w:t>
+      </w:r>
+    </w:p>
+    <w:p>
+      <w:pPr>
+        <w:pStyle w:val="ListBullet"/>
+        <w:spacing w:before="0" w:after="40" w:line="240" w:lineRule="auto"/>
+      </w:pPr>
+      <w:r>
+        <w:rPr>
+          <w:rFonts w:ascii="Comic Neue" w:hAnsi="Comic Neue" w:eastAsia="Comic Neue"/>
+          <w:b w:val="0"/>
+          <w:i w:val="0"/>
+          <w:color w:val="283A50"/>
+          <w:sz w:val="19"/>
+        </w:rPr>
+        <w:t>4. Record request/response evidence with tokens, session cookies, and personal data removed.</w:t>
+      </w:r>
+    </w:p>
+    <w:p>
+      <w:pPr>
+        <w:pStyle w:val="ListBullet"/>
+        <w:spacing w:before="0" w:after="40" w:line="240" w:lineRule="auto"/>
+      </w:pPr>
+      <w:r>
+        <w:rPr>
+          <w:rFonts w:ascii="Comic Neue" w:hAnsi="Comic Neue" w:eastAsia="Comic Neue"/>
+          <w:b w:val="0"/>
+          <w:i w:val="0"/>
+          <w:color w:val="283A50"/>
+          <w:sz w:val="19"/>
+        </w:rPr>
+        <w:t>5. Write a report with title, scope, prerequisites, numbered reproduction steps, actual result, expected result, impact, mitigation, and limits.</w:t>
+      </w:r>
+    </w:p>
+    <w:p>
+      <w:pPr>
+        <w:keepNext/>
+        <w:spacing w:before="40" w:after="80" w:line="240" w:lineRule="auto"/>
+      </w:pPr>
+      <w:r>
+        <w:rPr>
+          <w:rFonts w:ascii="Comic Neue" w:hAnsi="Comic Neue" w:eastAsia="Comic Neue"/>
+          <w:b/>
+          <w:i/>
+          <w:color w:val="B34778"/>
+          <w:sz w:val="25"/>
+        </w:rPr>
+        <w:t>Evidence checklist</w:t>
+      </w:r>
+    </w:p>
+    <w:p>
+      <w:pPr>
+        <w:pStyle w:val="ListBullet"/>
+        <w:spacing w:before="0" w:after="40" w:line="240" w:lineRule="auto"/>
+      </w:pPr>
+      <w:r>
+        <w:rPr>
+          <w:rFonts w:ascii="Comic Neue" w:hAnsi="Comic Neue" w:eastAsia="Comic Neue"/>
+          <w:b w:val="0"/>
+          <w:i w:val="0"/>
+          <w:color w:val="283A50"/>
+          <w:sz w:val="19"/>
+        </w:rPr>
+        <w:t>[ ] What exact lab instance or sample file was used?</w:t>
+      </w:r>
+    </w:p>
+    <w:p>
+      <w:pPr>
+        <w:pStyle w:val="ListBullet"/>
+        <w:spacing w:before="0" w:after="40" w:line="240" w:lineRule="auto"/>
+      </w:pPr>
+      <w:r>
+        <w:rPr>
+          <w:rFonts w:ascii="Comic Neue" w:hAnsi="Comic Neue" w:eastAsia="Comic Neue"/>
+          <w:b w:val="0"/>
+          <w:i w:val="0"/>
+          <w:color w:val="283A50"/>
+          <w:sz w:val="19"/>
+        </w:rPr>
+        <w:t>[ ] Which command/query and time range produced the observation?</w:t>
+      </w:r>
+    </w:p>
+    <w:p>
+      <w:pPr>
+        <w:pStyle w:val="ListBullet"/>
+        <w:spacing w:before="0" w:after="40" w:line="240" w:lineRule="auto"/>
+      </w:pPr>
+      <w:r>
+        <w:rPr>
+          <w:rFonts w:ascii="Comic Neue" w:hAnsi="Comic Neue" w:eastAsia="Comic Neue"/>
+          <w:b w:val="0"/>
+          <w:i w:val="0"/>
+          <w:color w:val="283A50"/>
+          <w:sz w:val="19"/>
+        </w:rPr>
+        <w:t>[ ] What is the directly observed fact, separate from your inference?</w:t>
+      </w:r>
+    </w:p>
+    <w:p>
+      <w:pPr>
+        <w:pStyle w:val="ListBullet"/>
+        <w:spacing w:before="0" w:after="40" w:line="240" w:lineRule="auto"/>
+      </w:pPr>
+      <w:r>
+        <w:rPr>
+          <w:rFonts w:ascii="Comic Neue" w:hAnsi="Comic Neue" w:eastAsia="Comic Neue"/>
+          <w:b w:val="0"/>
+          <w:i w:val="0"/>
+          <w:color w:val="283A50"/>
+          <w:sz w:val="19"/>
+        </w:rPr>
+        <w:t>[ ] What benign/alternative explanation could fit?</w:t>
+      </w:r>
+    </w:p>
+    <w:p>
+      <w:pPr>
+        <w:pStyle w:val="ListBullet"/>
+        <w:spacing w:before="0" w:after="40" w:line="240" w:lineRule="auto"/>
+      </w:pPr>
+      <w:r>
+        <w:rPr>
+          <w:rFonts w:ascii="Comic Neue" w:hAnsi="Comic Neue" w:eastAsia="Comic Neue"/>
+          <w:b w:val="0"/>
+          <w:i w:val="0"/>
+          <w:color w:val="283A50"/>
+          <w:sz w:val="19"/>
+        </w:rPr>
+        <w:t>[ ] What extra record or control would help confirm the conclusion?</w:t>
+      </w:r>
+    </w:p>
+    <w:p>
+      <w:pPr>
+        <w:keepNext/>
+        <w:spacing w:before="40" w:after="80" w:line="240" w:lineRule="auto"/>
+      </w:pPr>
+      <w:r>
+        <w:rPr>
+          <w:rFonts w:ascii="Comic Neue" w:hAnsi="Comic Neue" w:eastAsia="Comic Neue"/>
+          <w:b/>
+          <w:i/>
+          <w:color w:val="B34778"/>
+          <w:sz w:val="25"/>
+        </w:rPr>
+        <w:t>Check your understanding</w:t>
+      </w:r>
+    </w:p>
+    <w:p>
+      <w:pPr>
+        <w:keepNext/>
+        <w:spacing w:before="40" w:after="20" w:line="240" w:lineRule="auto"/>
+      </w:pPr>
+      <w:r>
+        <w:rPr>
+          <w:rFonts w:ascii="Comic Neue" w:hAnsi="Comic Neue" w:eastAsia="Comic Neue"/>
+          <w:b/>
+          <w:i/>
+          <w:color w:val="B34778"/>
+          <w:sz w:val="19"/>
+        </w:rPr>
+        <w:t>Q  Is testing a public site allowed because the same weakness appears in an Academy lab?</w:t>
+      </w:r>
+    </w:p>
+    <w:p>
+      <w:pPr>
+        <w:spacing w:before="0" w:after="60" w:line="240" w:lineRule="auto"/>
+      </w:pPr>
+      <w:r>
+        <w:rPr>
+          <w:rFonts w:ascii="Comic Neue" w:hAnsi="Comic Neue" w:eastAsia="Comic Neue"/>
+          <w:b w:val="0"/>
+          <w:i w:val="0"/>
+          <w:color w:val="263D52"/>
+          <w:sz w:val="18"/>
+        </w:rPr>
+        <w:t>Think it through: No. Permission is specific to the assigned training instance or written program scope.</w:t>
+      </w:r>
+    </w:p>
+    <w:p>
+      <w:pPr>
+        <w:keepNext/>
+        <w:spacing w:before="40" w:after="20" w:line="240" w:lineRule="auto"/>
+      </w:pPr>
+      <w:r>
+        <w:rPr>
+          <w:rFonts w:ascii="Comic Neue" w:hAnsi="Comic Neue" w:eastAsia="Comic Neue"/>
+          <w:b/>
+          <w:i/>
+          <w:color w:val="B34778"/>
+          <w:sz w:val="19"/>
+        </w:rPr>
+        <w:t>Q  What is the minimum acceptable report evidence?</w:t>
+      </w:r>
+    </w:p>
+    <w:p>
+      <w:pPr>
+        <w:spacing w:before="0" w:after="60" w:line="240" w:lineRule="auto"/>
+      </w:pPr>
+      <w:r>
+        <w:rPr>
+          <w:rFonts w:ascii="Comic Neue" w:hAnsi="Comic Neue" w:eastAsia="Comic Neue"/>
+          <w:b w:val="0"/>
+          <w:i w:val="0"/>
+          <w:color w:val="263D52"/>
+          <w:sz w:val="18"/>
+        </w:rPr>
+        <w:t>Think it through: Enough redacted request/response details and steps for the owner to reproduce the finding without exposing secrets.</w:t>
+      </w:r>
+    </w:p>
+    <w:p>
+      <w:pPr>
+        <w:keepNext/>
+        <w:spacing w:before="40" w:after="20" w:line="240" w:lineRule="auto"/>
+      </w:pPr>
+      <w:r>
+        <w:rPr>
+          <w:rFonts w:ascii="Comic Neue" w:hAnsi="Comic Neue" w:eastAsia="Comic Neue"/>
+          <w:b/>
+          <w:i/>
+          <w:color w:val="B34778"/>
+          <w:sz w:val="19"/>
+        </w:rPr>
+        <w:t>Q  What should you do if scope is unclear?</w:t>
+      </w:r>
+    </w:p>
+    <w:p>
+      <w:pPr>
+        <w:spacing w:before="0" w:after="60" w:line="240" w:lineRule="auto"/>
+      </w:pPr>
+      <w:r>
+        <w:rPr>
+          <w:rFonts w:ascii="Comic Neue" w:hAnsi="Comic Neue" w:eastAsia="Comic Neue"/>
+          <w:b w:val="0"/>
+          <w:i w:val="0"/>
+          <w:color w:val="263D52"/>
+          <w:sz w:val="18"/>
+        </w:rPr>
+        <w:t>Think it through: Stop testing and ask the program owner or instructor for written clarification.</w:t>
+      </w:r>
+    </w:p>
+    <w:tbl>
+      <w:tblPr>
+        <w:tblW w:type="auto" w:w="0"/>
+        <w:jc w:val="center"/>
+        <w:tblLayout w:type="autofit"/>
+        <w:tblLook w:firstColumn="1" w:firstRow="1" w:lastColumn="0" w:lastRow="0" w:noHBand="0" w:noVBand="1" w:val="04A0"/>
+      </w:tblPr>
+      <w:tblGrid>
+        <w:gridCol w:w="10108"/>
+      </w:tblGrid>
+      <w:tr>
+        <w:tc>
+          <w:tcPr>
+            <w:tcW w:type="dxa" w:w="10108"/>
+            <w:shd w:fill="FFF1C9"/>
+            <w:tcMar>
+              <w:top w:w="90" w:type="dxa"/>
+              <w:start w:w="150" w:type="dxa"/>
+              <w:bottom w:w="90" w:type="dxa"/>
+              <w:end w:w="150" w:type="dxa"/>
+            </w:tcMar>
+          </w:tcPr>
+          <w:p>
+            <w:pPr>
+              <w:spacing w:before="0" w:after="0" w:line="240" w:lineRule="auto"/>
+            </w:pPr>
+            <w:r>
+              <w:rPr>
+                <w:rFonts w:ascii="Comic Neue" w:hAnsi="Comic Neue" w:eastAsia="Comic Neue"/>
+                <w:b/>
+                <w:i/>
+                <w:color w:val="8A5A00"/>
+                <w:sz w:val="18"/>
+              </w:rPr>
+              <w:t xml:space="preserve">NOTEBOOK CLOSE-OUT  </w:t>
+            </w:r>
+            <w:r>
+              <w:rPr>
+                <w:rFonts w:ascii="Comic Neue" w:hAnsi="Comic Neue" w:eastAsia="Comic Neue"/>
+                <w:b w:val="0"/>
+                <w:i w:val="0"/>
+                <w:color w:val="2F3E50"/>
+                <w:sz w:val="18"/>
+              </w:rPr>
+              <w:t>Finish with: Observation / Evidence source / Why it matters / Alternative explanation / Next check / Limitation. A careful “not enough evidence yet” is a valid professional result.</w:t>
+            </w:r>
+          </w:p>
+        </w:tc>
+      </w:tr>
+    </w:tbl>
+    <w:p>
+      <w:pPr>
+        <w:spacing w:after="0"/>
+      </w:pPr>
+    </w:p>
     <w:sectPr>
       <w:headerReference w:type="default" r:id="rId9"/>
       <w:footerReference w:type="default" r:id="rId10"/>
